--- a/characters_teaching/shark.docx
+++ b/characters_teaching/shark.docx
@@ -56,6 +56,15 @@
       </w:r>
       <w:r>
         <w:t xml:space="preserve"> Involves the active process of presenting oneself and others to initiate social interaction.</w:t>
+      </w:r>
+      <w:r>
+        <w:t xml:space="preserve"> </w:t>
+      </w:r>
+      <w:r>
+        <w:rPr>
+          <w:rFonts w:ascii="Segoe UI Emoji" w:hAnsi="Segoe UI Emoji" w:cs="Segoe UI Emoji"/>
+        </w:rPr>
+        <w:t>✅</w:t>
       </w:r>
     </w:p>
     <w:p>
@@ -5215,6 +5224,7 @@
   <w:style w:type="character" w:default="1" w:styleId="DefaultParagraphFont">
     <w:name w:val="Default Paragraph Font"/>
     <w:uiPriority w:val="1"/>
+    <w:semiHidden/>
     <w:unhideWhenUsed/>
   </w:style>
   <w:style w:type="table" w:default="1" w:styleId="TableNormal">
